--- a/nep/docx/020.content.docx
+++ b/nep/docx/020.content.docx
@@ -220,7 +220,6 @@
       </w:r>
       <w:r>
         <w:rPr>
-          <w:b/>
           <w:lang w:val="ne_NP" w:bidi="ne_NP"/>
         </w:rPr>
         <w:t>दुष्ट</w:t>
@@ -247,7 +246,6 @@
       </w:r>
       <w:r>
         <w:rPr>
-          <w:b/>
           <w:lang w:val="ne_NP" w:bidi="ne_NP"/>
         </w:rPr>
         <w:t>ख्रीष्टियानहरूले</w:t>
@@ -260,7 +258,6 @@
       </w:r>
       <w:r>
         <w:rPr>
-          <w:b/>
           <w:lang w:val="ne_NP" w:bidi="ne_NP"/>
         </w:rPr>
         <w:t>विश्वास गर्ने</w:t>
@@ -271,18 +268,12 @@
         </w:rPr>
         <w:t xml:space="preserve"> मानिसहरू </w:t>
       </w:r>
-      <w:hyperlink r:id="rId13">
-        <w:r>
-          <w:rPr>
-            <w:lang w:val="ne_NP" w:bidi="ne_NP"/>
-          </w:rPr>
-          <w:rPr>
-            <w:color w:val="0000EE"/>
-            <w:u w:val="single"/>
-          </w:rPr>
-          <w:t>स्वर्ग</w:t>
-        </w:r>
-      </w:hyperlink>
+      <w:r>
+        <w:rPr>
+          <w:lang w:val="ne_NP" w:bidi="ne_NP"/>
+        </w:rPr>
+        <w:t>स्वर्ग</w:t>
+      </w:r>
       <w:r>
         <w:rPr>
           <w:lang w:val="ne_NP" w:bidi="ne_NP"/>
@@ -316,18 +307,12 @@
         </w:rPr>
         <w:t xml:space="preserve"> वा </w:t>
       </w:r>
-      <w:hyperlink r:id="rId14">
-        <w:r>
-          <w:rPr>
-            <w:lang w:val="ne_NP" w:bidi="ne_NP"/>
-          </w:rPr>
-          <w:rPr>
-            <w:color w:val="0000EE"/>
-            <w:u w:val="single"/>
-          </w:rPr>
-          <w:t>शिओल</w:t>
-        </w:r>
-      </w:hyperlink>
+      <w:r>
+        <w:rPr>
+          <w:lang w:val="ne_NP" w:bidi="ne_NP"/>
+        </w:rPr>
+        <w:t>शिओल</w:t>
+      </w:r>
       <w:r>
         <w:rPr>
           <w:lang w:val="ne_NP" w:bidi="ne_NP"/>
@@ -350,7 +335,6 @@
       </w:r>
       <w:r>
         <w:rPr>
-          <w:b/>
           <w:lang w:val="ne_NP" w:bidi="ne_NP"/>
         </w:rPr>
         <w:t>ग्रीक</w:t>
@@ -361,18 +345,12 @@
         </w:rPr>
         <w:t xml:space="preserve"> शब्द "</w:t>
       </w:r>
-      <w:hyperlink r:id="rId15">
-        <w:r>
-          <w:rPr>
-            <w:lang w:val="ne_NP" w:bidi="ne_NP"/>
-          </w:rPr>
-          <w:rPr>
-            <w:color w:val="0000EE"/>
-            <w:u w:val="single"/>
-          </w:rPr>
-          <w:t>हेडिस</w:t>
-        </w:r>
-      </w:hyperlink>
+      <w:r>
+        <w:rPr>
+          <w:lang w:val="ne_NP" w:bidi="ne_NP"/>
+        </w:rPr>
+        <w:t>हेडिस</w:t>
+      </w:r>
       <w:r>
         <w:rPr>
           <w:lang w:val="ne_NP" w:bidi="ne_NP"/>
@@ -393,54 +371,36 @@
         </w:rPr>
         <w:t xml:space="preserve">येशूले मानिसहरूको मृत्यु भएपछि मानिसहरू या त </w:t>
       </w:r>
-      <w:hyperlink r:id="rId16">
-        <w:r>
-          <w:rPr>
-            <w:lang w:val="ne_NP" w:bidi="ne_NP"/>
-          </w:rPr>
-          <w:rPr>
-            <w:color w:val="0000EE"/>
-            <w:u w:val="single"/>
-          </w:rPr>
-          <w:t>परमेश्वरको राज्यमा</w:t>
-        </w:r>
-      </w:hyperlink>
+      <w:r>
+        <w:rPr>
+          <w:lang w:val="ne_NP" w:bidi="ne_NP"/>
+        </w:rPr>
+        <w:t>परमेश्वरको राज्यमा</w:t>
+      </w:r>
       <w:r>
         <w:rPr>
           <w:lang w:val="ne_NP" w:bidi="ne_NP"/>
         </w:rPr>
         <w:t xml:space="preserve"> जानेछन या नरकमा जानेछन भनेर भन्नुभयो। ग्रीक भाषामा नरक शब्द </w:t>
       </w:r>
-      <w:hyperlink r:id="rId17">
-        <w:r>
-          <w:rPr>
-            <w:lang w:val="ne_NP" w:bidi="ne_NP"/>
-          </w:rPr>
-          <w:rPr>
-            <w:color w:val="0000EE"/>
-            <w:u w:val="single"/>
-          </w:rPr>
-          <w:t>यरूशलेम</w:t>
-        </w:r>
-      </w:hyperlink>
+      <w:r>
+        <w:rPr>
+          <w:lang w:val="ne_NP" w:bidi="ne_NP"/>
+        </w:rPr>
+        <w:t>यरूशलेम</w:t>
+      </w:r>
       <w:r>
         <w:rPr>
           <w:lang w:val="ne_NP" w:bidi="ne_NP"/>
         </w:rPr>
         <w:t xml:space="preserve"> नजिकैको ठाउँको नामबाट आएको हो जहाँ इतिहासको कुनै एउटा क्षणमा </w:t>
       </w:r>
-      <w:hyperlink r:id="rId18">
-        <w:r>
-          <w:rPr>
-            <w:lang w:val="ne_NP" w:bidi="ne_NP"/>
-          </w:rPr>
-          <w:rPr>
-            <w:color w:val="0000EE"/>
-            <w:u w:val="single"/>
-          </w:rPr>
-          <w:t>इस्राएलका</w:t>
-        </w:r>
-      </w:hyperlink>
+      <w:r>
+        <w:rPr>
+          <w:lang w:val="ne_NP" w:bidi="ne_NP"/>
+        </w:rPr>
+        <w:t>इस्राएलका</w:t>
+      </w:r>
       <w:r>
         <w:rPr>
           <w:lang w:val="ne_NP" w:bidi="ne_NP"/>
@@ -461,18 +421,12 @@
         </w:rPr>
         <w:t xml:space="preserve"> नरक </w:t>
       </w:r>
-      <w:hyperlink r:id="rId19">
-        <w:r>
-          <w:rPr>
-            <w:lang w:val="ne_NP" w:bidi="ne_NP"/>
-          </w:rPr>
-          <w:rPr>
-            <w:color w:val="0000EE"/>
-            <w:u w:val="single"/>
-          </w:rPr>
-          <w:t>शैतान</w:t>
-        </w:r>
-      </w:hyperlink>
+      <w:r>
+        <w:rPr>
+          <w:lang w:val="ne_NP" w:bidi="ne_NP"/>
+        </w:rPr>
+        <w:t>शैतान</w:t>
+      </w:r>
       <w:r>
         <w:rPr>
           <w:lang w:val="ne_NP" w:bidi="ne_NP"/>
@@ -481,7 +435,6 @@
       </w:r>
       <w:r>
         <w:rPr>
-          <w:b/>
           <w:lang w:val="ne_NP" w:bidi="ne_NP"/>
         </w:rPr>
         <w:t>भूतहरूलाई</w:t>
@@ -547,90 +500,60 @@
         </w:rPr>
         <w:t xml:space="preserve"> </w:t>
       </w:r>
-      <w:hyperlink r:id="rId18">
-        <w:r>
-          <w:rPr>
-            <w:lang w:val="ne_NP" w:bidi="ne_NP"/>
-          </w:rPr>
-          <w:rPr>
-            <w:color w:val="0000EE"/>
-            <w:u w:val="single"/>
-          </w:rPr>
-          <w:t>इस्राएलको</w:t>
-        </w:r>
-      </w:hyperlink>
+      <w:r>
+        <w:rPr>
+          <w:lang w:val="ne_NP" w:bidi="ne_NP"/>
+        </w:rPr>
+        <w:t>इस्राएलको</w:t>
+      </w:r>
       <w:r>
         <w:rPr>
           <w:lang w:val="ne_NP" w:bidi="ne_NP"/>
         </w:rPr>
         <w:t xml:space="preserve"> उत्तरमा पर्ने </w:t>
       </w:r>
-      <w:hyperlink r:id="rId20">
-        <w:r>
-          <w:rPr>
-            <w:lang w:val="ne_NP" w:bidi="ne_NP"/>
-          </w:rPr>
-          <w:rPr>
-            <w:color w:val="0000EE"/>
-            <w:u w:val="single"/>
-          </w:rPr>
-          <w:t>गालील</w:t>
-        </w:r>
-      </w:hyperlink>
+      <w:r>
+        <w:rPr>
+          <w:lang w:val="ne_NP" w:bidi="ne_NP"/>
+        </w:rPr>
+        <w:t>गालील</w:t>
+      </w:r>
       <w:r>
         <w:rPr>
           <w:lang w:val="ne_NP" w:bidi="ne_NP"/>
         </w:rPr>
         <w:t xml:space="preserve"> क्षेत्रको सानो शहर हो। पुरानो नियममा नासरत देखिदैन, र येशूको आमाबुबा </w:t>
       </w:r>
-      <w:hyperlink r:id="rId21">
-        <w:r>
-          <w:rPr>
-            <w:lang w:val="ne_NP" w:bidi="ne_NP"/>
-          </w:rPr>
-          <w:rPr>
-            <w:color w:val="0000EE"/>
-            <w:u w:val="single"/>
-          </w:rPr>
-          <w:t>मरियम</w:t>
-        </w:r>
-      </w:hyperlink>
+      <w:r>
+        <w:rPr>
+          <w:lang w:val="ne_NP" w:bidi="ne_NP"/>
+        </w:rPr>
+        <w:t>मरियम</w:t>
+      </w:r>
       <w:r>
         <w:rPr>
           <w:lang w:val="ne_NP" w:bidi="ne_NP"/>
         </w:rPr>
         <w:t xml:space="preserve"> र यूसुफ नासरतबाट आएका हुन् भनेर हामीले पहिलो पटक यो सहरको बारेमा सुन्छौ। येशू </w:t>
       </w:r>
-      <w:hyperlink r:id="rId22">
-        <w:r>
-          <w:rPr>
-            <w:lang w:val="ne_NP" w:bidi="ne_NP"/>
-          </w:rPr>
-          <w:rPr>
-            <w:color w:val="0000EE"/>
-            <w:u w:val="single"/>
-          </w:rPr>
-          <w:t>यहूदियाको</w:t>
-        </w:r>
-      </w:hyperlink>
+      <w:r>
+        <w:rPr>
+          <w:lang w:val="ne_NP" w:bidi="ne_NP"/>
+        </w:rPr>
+        <w:t>यहूदियाको</w:t>
+      </w:r>
       <w:r>
         <w:rPr>
           <w:lang w:val="ne_NP" w:bidi="ne_NP"/>
         </w:rPr>
         <w:t xml:space="preserve"> </w:t>
       </w:r>
-      <w:hyperlink r:id="rId23">
-        <w:r>
-          <w:rPr>
-            <w:lang w:val="ne_NP" w:bidi="ne_NP"/>
-          </w:rPr>
-          <w:rPr>
-            <w:color w:val="0000EE"/>
-            <w:u w:val="single"/>
-          </w:rPr>
-          <w:t>बेथलेहेम</w:t>
-        </w:r>
-      </w:hyperlink>
+      <w:r>
+        <w:rPr>
+          <w:lang w:val="ne_NP" w:bidi="ne_NP"/>
+        </w:rPr>
+        <w:t>बेथलेहेम</w:t>
+      </w:r>
       <w:r>
         <w:rPr>
           <w:lang w:val="ne_NP" w:bidi="ne_NP"/>
@@ -639,7 +562,6 @@
       </w:r>
       <w:r>
         <w:rPr>
-          <w:b/>
           <w:lang w:val="ne_NP" w:bidi="ne_NP"/>
         </w:rPr>
         <w:t>यहूदीहरूले</w:t>
@@ -772,18 +694,12 @@
         </w:rPr>
         <w:t xml:space="preserve"> गर्नुको अर्थ व्यक्तिको बारेमा </w:t>
       </w:r>
-      <w:hyperlink r:id="rId24">
-        <w:r>
-          <w:rPr>
-            <w:lang w:val="ne_NP" w:bidi="ne_NP"/>
-          </w:rPr>
-          <w:rPr>
-            <w:color w:val="0000EE"/>
-            <w:u w:val="single"/>
-          </w:rPr>
-          <w:t>खराब</w:t>
-        </w:r>
-      </w:hyperlink>
+      <w:r>
+        <w:rPr>
+          <w:lang w:val="ne_NP" w:bidi="ne_NP"/>
+        </w:rPr>
+        <w:t>खराब</w:t>
+      </w:r>
       <w:r>
         <w:rPr>
           <w:lang w:val="ne_NP" w:bidi="ne_NP"/>
@@ -792,7 +708,6 @@
       </w:r>
       <w:r>
         <w:rPr>
-          <w:b/>
           <w:lang w:val="ne_NP" w:bidi="ne_NP"/>
         </w:rPr>
         <w:t>सराप्ने,</w:t>
@@ -860,7 +775,6 @@
       </w:r>
       <w:r>
         <w:rPr>
-          <w:b/>
           <w:lang w:val="ne_NP" w:bidi="ne_NP"/>
         </w:rPr>
         <w:t>यहूदी</w:t>
@@ -885,18 +799,12 @@
         </w:rPr>
         <w:t xml:space="preserve">यो चाडले मानिसहरूलाई </w:t>
       </w:r>
-      <w:hyperlink r:id="rId18">
-        <w:r>
-          <w:rPr>
-            <w:lang w:val="ne_NP" w:bidi="ne_NP"/>
-          </w:rPr>
-          <w:rPr>
-            <w:color w:val="0000EE"/>
-            <w:u w:val="single"/>
-          </w:rPr>
-          <w:t>इस्राएलको</w:t>
-        </w:r>
-      </w:hyperlink>
+      <w:r>
+        <w:rPr>
+          <w:lang w:val="ne_NP" w:bidi="ne_NP"/>
+        </w:rPr>
+        <w:t>इस्राएलको</w:t>
+      </w:r>
       <w:r>
         <w:rPr>
           <w:lang w:val="ne_NP" w:bidi="ne_NP"/>
@@ -917,18 +825,12 @@
         </w:rPr>
         <w:t xml:space="preserve">धेरै समय अघि </w:t>
       </w:r>
-      <w:hyperlink r:id="rId25">
-        <w:r>
-          <w:rPr>
-            <w:lang w:val="ne_NP" w:bidi="ne_NP"/>
-          </w:rPr>
-          <w:rPr>
-            <w:color w:val="0000EE"/>
-            <w:u w:val="single"/>
-          </w:rPr>
-          <w:t>अब्राहामको</w:t>
-        </w:r>
-      </w:hyperlink>
+      <w:r>
+        <w:rPr>
+          <w:lang w:val="ne_NP" w:bidi="ne_NP"/>
+        </w:rPr>
+        <w:t>अब्राहामको</w:t>
+      </w:r>
       <w:r>
         <w:rPr>
           <w:lang w:val="ne_NP" w:bidi="ne_NP"/>
@@ -937,7 +839,6 @@
       </w:r>
       <w:r>
         <w:rPr>
-          <w:b/>
           <w:lang w:val="ne_NP" w:bidi="ne_NP"/>
         </w:rPr>
         <w:t>सन्तान</w:t>
@@ -950,7 +851,6 @@
       </w:r>
       <w:r>
         <w:rPr>
-          <w:b/>
           <w:lang w:val="ne_NP" w:bidi="ne_NP"/>
         </w:rPr>
         <w:t>इस्राएलीहरू</w:t>
@@ -963,7 +863,6 @@
       </w:r>
       <w:r>
         <w:rPr>
-          <w:b/>
           <w:lang w:val="ne_NP" w:bidi="ne_NP"/>
         </w:rPr>
         <w:t>दास</w:t>
@@ -974,54 +873,36 @@
         </w:rPr>
         <w:t xml:space="preserve"> बनेका थिए। इस्राएलीहरू चार सय वर्षसम्म मिश्रमा बसोबास गरेका थिए! त्यसपछि परमेश्वरले इस्राएलीहरू मध्ये एक जना मोशालाई इस्राएलीहरूलाई मिश्रबाट निकालेर </w:t>
       </w:r>
-      <w:hyperlink r:id="rId26">
-        <w:r>
-          <w:rPr>
-            <w:lang w:val="ne_NP" w:bidi="ne_NP"/>
-          </w:rPr>
-          <w:rPr>
-            <w:color w:val="0000EE"/>
-            <w:u w:val="single"/>
-          </w:rPr>
-          <w:t>कनानमा</w:t>
-        </w:r>
-      </w:hyperlink>
+      <w:r>
+        <w:rPr>
+          <w:lang w:val="ne_NP" w:bidi="ne_NP"/>
+        </w:rPr>
+        <w:t>कनानमा</w:t>
+      </w:r>
       <w:r>
         <w:rPr>
           <w:lang w:val="ne_NP" w:bidi="ne_NP"/>
         </w:rPr>
         <w:t xml:space="preserve"> फर्काउन बोलाउनु भयो जुन भुमि परमेस्वरले अब्राहामको सन्तानलाई दिनु हुन्छ भनेर प्रतिज्ञा गर्नुभएको थियो। मिश्रको </w:t>
       </w:r>
-      <w:hyperlink r:id="rId27">
-        <w:r>
-          <w:rPr>
-            <w:lang w:val="ne_NP" w:bidi="ne_NP"/>
-          </w:rPr>
-          <w:rPr>
-            <w:color w:val="0000EE"/>
-            <w:u w:val="single"/>
-          </w:rPr>
-          <w:t>राजा</w:t>
-        </w:r>
-      </w:hyperlink>
+      <w:r>
+        <w:rPr>
+          <w:lang w:val="ne_NP" w:bidi="ne_NP"/>
+        </w:rPr>
+        <w:t>राजा</w:t>
+      </w:r>
       <w:r>
         <w:rPr>
           <w:lang w:val="ne_NP" w:bidi="ne_NP"/>
         </w:rPr>
         <w:t xml:space="preserve">ले दासहरूको यो ठूलो समूहलाई आफ्नो देश छोड्न अनुमति नदिएको मात्र होईन। राजाले इस्राएलीहरूको लागि सबै कुरा धेरै गाह्रो बनाए, तर मानिसहरूलाई पठाउन राजालाई बाध्य पार्न परमेश्वरले मिश्रका मानिसहरूमा नौ विपत्तिहरू पठाउनुभयो। प्रत्येक बिपत्तिको बेलामा राजाले इस्राएलीहरू जान सक्छन् भनेर प्रतिज्ञा गर्थे, तर परमेश्वरले बिपत्तिलाई रोक्नु भएको बेला राजाले फेरि आफ्नो विचार परिवर्तन गरे। त्यसैले, परमेश्वरले दशौं बिपत्ति सबैभन्दा डरलाग्दो बिपत्ति बनाउनुभयो: परमेश्वरले मिश्रको प्रत्येक घरको जेठा छोरालाई मार्न </w:t>
       </w:r>
-      <w:hyperlink r:id="rId28">
-        <w:r>
-          <w:rPr>
-            <w:lang w:val="ne_NP" w:bidi="ne_NP"/>
-          </w:rPr>
-          <w:rPr>
-            <w:color w:val="0000EE"/>
-            <w:u w:val="single"/>
-          </w:rPr>
-          <w:t>स्वर्गदूत</w:t>
-        </w:r>
-      </w:hyperlink>
+      <w:r>
+        <w:rPr>
+          <w:lang w:val="ne_NP" w:bidi="ne_NP"/>
+        </w:rPr>
+        <w:t>स्वर्गदूत</w:t>
+      </w:r>
       <w:r>
         <w:rPr>
           <w:lang w:val="ne_NP" w:bidi="ne_NP"/>
@@ -1086,7 +967,6 @@
       </w:r>
       <w:r>
         <w:rPr>
-          <w:b/>
           <w:lang w:val="ne_NP" w:bidi="ne_NP"/>
         </w:rPr>
         <w:t>अखमिरी रोटीको चाड</w:t>
@@ -1139,18 +1019,12 @@
         </w:rPr>
         <w:t xml:space="preserve">नयाँ नियममा, कहिलेकाँही खमिरलाई </w:t>
       </w:r>
-      <w:hyperlink r:id="rId29">
-        <w:r>
-          <w:rPr>
-            <w:lang w:val="ne_NP" w:bidi="ne_NP"/>
-          </w:rPr>
-          <w:rPr>
-            <w:color w:val="0000EE"/>
-            <w:u w:val="single"/>
-          </w:rPr>
-          <w:t>पाप</w:t>
-        </w:r>
-      </w:hyperlink>
+      <w:r>
+        <w:rPr>
+          <w:lang w:val="ne_NP" w:bidi="ne_NP"/>
+        </w:rPr>
+        <w:t>पाप</w:t>
+      </w:r>
       <w:r>
         <w:rPr>
           <w:lang w:val="ne_NP" w:bidi="ne_NP"/>
@@ -1212,18 +1086,12 @@
         </w:rPr>
         <w:t xml:space="preserve"> </w:t>
       </w:r>
-      <w:hyperlink r:id="rId18">
-        <w:r>
-          <w:rPr>
-            <w:lang w:val="ne_NP" w:bidi="ne_NP"/>
-          </w:rPr>
-          <w:rPr>
-            <w:color w:val="0000EE"/>
-            <w:u w:val="single"/>
-          </w:rPr>
-          <w:t>इस्राएलमा</w:t>
-        </w:r>
-      </w:hyperlink>
+      <w:r>
+        <w:rPr>
+          <w:lang w:val="ne_NP" w:bidi="ne_NP"/>
+        </w:rPr>
+        <w:t>इस्राएलमा</w:t>
+      </w:r>
       <w:r>
         <w:rPr>
           <w:lang w:val="ne_NP" w:bidi="ne_NP"/>
@@ -1299,18 +1167,13 @@
         </w:rPr>
         <w:t xml:space="preserve">यदि कुनै नोकरले आफ्नो कामको ज्याला पाउँदैन र आफ्नो मालिकलाई चाहेको बेला छोड्ने स्वतन्त्रता छैन भने त्यो नोकरलाई </w:t>
       </w:r>
-      <w:hyperlink r:id="rId30">
-        <w:r>
-          <w:rPr>
-            <w:lang w:val="ne_NP" w:bidi="ne_NP"/>
-          </w:rPr>
-          <w:rPr>
-            <w:color w:val="0000EE"/>
-            <w:u w:val="single"/>
-          </w:rPr>
-          <w:t>दास</w:t>
-        </w:r>
-      </w:hyperlink>
+      <w:r>
+        <w:rPr>
+          <w:b/>
+          <w:lang w:val="ne_NP" w:bidi="ne_NP"/>
+        </w:rPr>
+        <w:t>दास</w:t>
+      </w:r>
       <w:r>
         <w:rPr>
           <w:lang w:val="ne_NP" w:bidi="ne_NP"/>
@@ -1393,18 +1256,12 @@
         </w:rPr>
         <w:t xml:space="preserve">जब कसैले अर्को व्यक्तिलाई व्यवस्था अनुसार निष्पक्ष व्यवहार गर्छ, तब न्याय हो। जब सम्पूर्ण समाजमा न्याय भइरहेको हुन्छ, तब सबैले एक अर्कालाई समान र निष्पक्ष व्यवहार गर्छन्। न्यायपूर्ण समाजमा, </w:t>
       </w:r>
-      <w:hyperlink r:id="rId31">
-        <w:r>
-          <w:rPr>
-            <w:lang w:val="ne_NP" w:bidi="ne_NP"/>
-          </w:rPr>
-          <w:rPr>
-            <w:color w:val="0000EE"/>
-            <w:u w:val="single"/>
-          </w:rPr>
-          <w:t>अधिकारीहरूले</w:t>
-        </w:r>
-      </w:hyperlink>
+      <w:r>
+        <w:rPr>
+          <w:lang w:val="ne_NP" w:bidi="ne_NP"/>
+        </w:rPr>
+        <w:t>अधिकारीहरूले</w:t>
+      </w:r>
       <w:r>
         <w:rPr>
           <w:lang w:val="ne_NP" w:bidi="ne_NP"/>
@@ -1480,18 +1337,13 @@
           <w:lang w:val="ne_NP" w:bidi="ne_NP"/>
         </w:rPr>
       </w:r>
-      <w:hyperlink r:id="rId18">
-        <w:r>
-          <w:rPr>
-            <w:lang w:val="ne_NP" w:bidi="ne_NP"/>
-          </w:rPr>
-          <w:rPr>
-            <w:color w:val="0000EE"/>
-            <w:u w:val="single"/>
-          </w:rPr>
-          <w:t>इस्राएल</w:t>
-        </w:r>
-      </w:hyperlink>
+      <w:r>
+        <w:rPr>
+          <w:b/>
+          <w:lang w:val="ne_NP" w:bidi="ne_NP"/>
+        </w:rPr>
+        <w:t>इस्राएल</w:t>
+      </w:r>
       <w:r>
         <w:rPr>
           <w:lang w:val="ne_NP" w:bidi="ne_NP"/>
